--- a/docs/tech/SAT 상세 설명.docx
+++ b/docs/tech/SAT 상세 설명.docx
@@ -1,6 +1,6 @@
 
 <file path=word/document.xml><?xml version="1.0" encoding="utf-8"?>
-<w:document xmlns:wpc="http://schemas.microsoft.com/office/word/2010/wordprocessingCanvas" xmlns:cx="http://schemas.microsoft.com/office/drawing/2014/chartex" xmlns:mc="http://schemas.openxmlformats.org/markup-compatibility/2006" xmlns:o="urn:schemas-microsoft-com:office:office" xmlns:r="http://schemas.openxmlformats.org/officeDocument/2006/relationships" xmlns:m="http://schemas.openxmlformats.org/officeDocument/2006/math" xmlns:v="urn:schemas-microsoft-com:vml" xmlns:wp14="http://schemas.microsoft.com/office/word/2010/wordprocessingDrawing" xmlns:wp="http://schemas.openxmlformats.org/drawingml/2006/wordprocessingDrawing" xmlns:w10="urn:schemas-microsoft-com:office:word" xmlns:w="http://schemas.openxmlformats.org/wordprocessingml/2006/main" xmlns:w14="http://schemas.microsoft.com/office/word/2010/wordml" xmlns:w15="http://schemas.microsoft.com/office/word/2012/wordml" xmlns:w16se="http://schemas.microsoft.com/office/word/2015/wordml/symex" xmlns:wpg="http://schemas.microsoft.com/office/word/2010/wordprocessingGroup" xmlns:wpi="http://schemas.microsoft.com/office/word/2010/wordprocessingInk" xmlns:wne="http://schemas.microsoft.com/office/word/2006/wordml" xmlns:wps="http://schemas.microsoft.com/office/word/2010/wordprocessingShape" mc:Ignorable="w14 w15 w16se wp14">
+<w:document xmlns:wpc="http://schemas.microsoft.com/office/word/2010/wordprocessingCanvas" xmlns:cx="http://schemas.microsoft.com/office/drawing/2014/chartex" xmlns:cx1="http://schemas.microsoft.com/office/drawing/2015/9/8/chartex" xmlns:cx2="http://schemas.microsoft.com/office/drawing/2015/10/21/chartex" xmlns:cx3="http://schemas.microsoft.com/office/drawing/2016/5/9/chartex" xmlns:cx4="http://schemas.microsoft.com/office/drawing/2016/5/10/chartex" xmlns:cx5="http://schemas.microsoft.com/office/drawing/2016/5/11/chartex" xmlns:cx6="http://schemas.microsoft.com/office/drawing/2016/5/12/chartex" xmlns:cx7="http://schemas.microsoft.com/office/drawing/2016/5/13/chartex" xmlns:cx8="http://schemas.microsoft.com/office/drawing/2016/5/14/chartex" xmlns:mc="http://schemas.openxmlformats.org/markup-compatibility/2006" xmlns:aink="http://schemas.microsoft.com/office/drawing/2016/ink" xmlns:am3d="http://schemas.microsoft.com/office/drawing/2017/model3d" xmlns:o="urn:schemas-microsoft-com:office:office" xmlns:r="http://schemas.openxmlformats.org/officeDocument/2006/relationships" xmlns:m="http://schemas.openxmlformats.org/officeDocument/2006/math" xmlns:v="urn:schemas-microsoft-com:vml" xmlns:wp14="http://schemas.microsoft.com/office/word/2010/wordprocessingDrawing" xmlns:wp="http://schemas.openxmlformats.org/drawingml/2006/wordprocessingDrawing" xmlns:w10="urn:schemas-microsoft-com:office:word" xmlns:w="http://schemas.openxmlformats.org/wordprocessingml/2006/main" xmlns:w14="http://schemas.microsoft.com/office/word/2010/wordml" xmlns:w15="http://schemas.microsoft.com/office/word/2012/wordml" xmlns:w16cid="http://schemas.microsoft.com/office/word/2016/wordml/cid" xmlns:w16se="http://schemas.microsoft.com/office/word/2015/wordml/symex" xmlns:wpg="http://schemas.microsoft.com/office/word/2010/wordprocessingGroup" xmlns:wpi="http://schemas.microsoft.com/office/word/2010/wordprocessingInk" xmlns:wne="http://schemas.microsoft.com/office/word/2006/wordml" xmlns:wps="http://schemas.microsoft.com/office/word/2010/wordprocessingShape" mc:Ignorable="w14 w15 w16se w16cid wp14">
   <w:body>
     <w:p>
       <w:pPr>
@@ -62,7 +62,21 @@
         <w:rPr>
           <w:rFonts w:hint="eastAsia"/>
         </w:rPr>
-        <w:t xml:space="preserve">화면에서 눈모양 클릭 </w:t>
+        <w:t xml:space="preserve">화면에서 </w:t>
+      </w:r>
+      <w:proofErr w:type="spellStart"/>
+      <w:r>
+        <w:rPr>
+          <w:rFonts w:hint="eastAsia"/>
+        </w:rPr>
+        <w:t>눈모양</w:t>
+      </w:r>
+      <w:proofErr w:type="spellEnd"/>
+      <w:r>
+        <w:rPr>
+          <w:rFonts w:hint="eastAsia"/>
+        </w:rPr>
+        <w:t xml:space="preserve"> 클릭 </w:t>
       </w:r>
     </w:p>
     <w:p>
@@ -105,14 +119,30 @@
         </w:numPr>
         <w:ind w:leftChars="0"/>
       </w:pPr>
-      <w:r>
-        <w:rPr>
-          <w:rFonts w:hint="eastAsia"/>
-        </w:rPr>
-        <w:t xml:space="preserve">다운로드된 파일 경로가지고 </w:t>
-      </w:r>
-      <w:r>
-        <w:t xml:space="preserve">sat url </w:t>
+      <w:proofErr w:type="spellStart"/>
+      <w:r>
+        <w:rPr>
+          <w:rFonts w:hint="eastAsia"/>
+        </w:rPr>
+        <w:t>다운로드된</w:t>
+      </w:r>
+      <w:proofErr w:type="spellEnd"/>
+      <w:r>
+        <w:rPr>
+          <w:rFonts w:hint="eastAsia"/>
+        </w:rPr>
+        <w:t xml:space="preserve"> 파일 경로가지고 </w:t>
+      </w:r>
+      <w:r>
+        <w:t xml:space="preserve">sat </w:t>
+      </w:r>
+      <w:proofErr w:type="spellStart"/>
+      <w:r>
+        <w:t>url</w:t>
+      </w:r>
+      <w:proofErr w:type="spellEnd"/>
+      <w:r>
+        <w:t xml:space="preserve"> </w:t>
       </w:r>
       <w:r>
         <w:rPr>
@@ -238,6 +268,7 @@
         </w:rPr>
         <w:t xml:space="preserve">제공하고 있는 </w:t>
       </w:r>
+      <w:proofErr w:type="spellStart"/>
       <w:r>
         <w:rPr>
           <w:rFonts w:hint="eastAsia"/>
@@ -247,6 +278,7 @@
       <w:r>
         <w:t>rl</w:t>
       </w:r>
+      <w:proofErr w:type="spellEnd"/>
       <w:r>
         <w:rPr>
           <w:rFonts w:hint="eastAsia"/>
@@ -347,7 +379,21 @@
         <w:rPr>
           <w:rFonts w:hint="eastAsia"/>
         </w:rPr>
-        <w:t xml:space="preserve">이때 호출해주는게 </w:t>
+        <w:t xml:space="preserve">이때 </w:t>
+      </w:r>
+      <w:proofErr w:type="gramStart"/>
+      <w:r>
+        <w:rPr>
+          <w:rFonts w:hint="eastAsia"/>
+        </w:rPr>
+        <w:t>호출해주는게</w:t>
+      </w:r>
+      <w:proofErr w:type="gramEnd"/>
+      <w:r>
+        <w:rPr>
+          <w:rFonts w:hint="eastAsia"/>
+        </w:rPr>
+        <w:t xml:space="preserve"> </w:t>
       </w:r>
       <w:r>
         <w:t>sat</w:t>
@@ -358,8 +404,13 @@
         </w:rPr>
         <w:t xml:space="preserve">에서 알려준 </w:t>
       </w:r>
-      <w:r>
-        <w:t xml:space="preserve">url </w:t>
+      <w:proofErr w:type="spellStart"/>
+      <w:r>
+        <w:t>url</w:t>
+      </w:r>
+      <w:proofErr w:type="spellEnd"/>
+      <w:r>
+        <w:t xml:space="preserve"> </w:t>
       </w:r>
       <w:r>
         <w:rPr>
@@ -369,17 +420,27 @@
       </w:r>
     </w:p>
     <w:p>
+      <w:proofErr w:type="spellStart"/>
+      <w:proofErr w:type="gramStart"/>
       <w:r>
         <w:t>SATimageConvertServerURL</w:t>
       </w:r>
-      <w:r>
-        <w:t xml:space="preserve"> </w:t>
-      </w:r>
-      <w:r>
-        <w:rPr>
-          <w:rFonts w:hint="eastAsia"/>
-        </w:rPr>
-        <w:t xml:space="preserve">에 </w:t>
+      <w:proofErr w:type="spellEnd"/>
+      <w:r>
+        <w:t xml:space="preserve"> </w:t>
+      </w:r>
+      <w:r>
+        <w:rPr>
+          <w:rFonts w:hint="eastAsia"/>
+        </w:rPr>
+        <w:t>에</w:t>
+      </w:r>
+      <w:proofErr w:type="gramEnd"/>
+      <w:r>
+        <w:rPr>
+          <w:rFonts w:hint="eastAsia"/>
+        </w:rPr>
+        <w:t xml:space="preserve"> </w:t>
       </w:r>
       <w:r>
         <w:rPr>
@@ -486,23 +547,40 @@
     </w:p>
     <w:p/>
     <w:p>
+      <w:proofErr w:type="spellStart"/>
+      <w:proofErr w:type="gramStart"/>
       <w:r>
         <w:t>useImageConvertServer</w:t>
       </w:r>
-      <w:r>
-        <w:t xml:space="preserve"> </w:t>
-      </w:r>
-      <w:r>
-        <w:t xml:space="preserve">, </w:t>
-      </w:r>
+      <w:proofErr w:type="spellEnd"/>
+      <w:r>
+        <w:t xml:space="preserve"> </w:t>
+      </w:r>
+      <w:r>
+        <w:t>,</w:t>
+      </w:r>
+      <w:proofErr w:type="gramEnd"/>
+      <w:r>
+        <w:t xml:space="preserve"> </w:t>
+      </w:r>
+      <w:proofErr w:type="spellStart"/>
       <w:r>
         <w:t>SATimageConvertServerURL</w:t>
       </w:r>
-      <w:r>
-        <w:t xml:space="preserve"> </w:t>
-      </w:r>
-      <w:r>
-        <w:t xml:space="preserve">: tenant_config </w:t>
+      <w:proofErr w:type="spellEnd"/>
+      <w:r>
+        <w:t xml:space="preserve"> </w:t>
+      </w:r>
+      <w:r>
+        <w:t xml:space="preserve">: </w:t>
+      </w:r>
+      <w:proofErr w:type="spellStart"/>
+      <w:r>
+        <w:t>tenant_config</w:t>
+      </w:r>
+      <w:proofErr w:type="spellEnd"/>
+      <w:r>
+        <w:t xml:space="preserve"> </w:t>
       </w:r>
       <w:r>
         <w:rPr>
@@ -533,6 +611,7 @@
             <w:tcW w:w="2907" w:type="dxa"/>
           </w:tcPr>
           <w:p>
+            <w:proofErr w:type="spellStart"/>
             <w:r>
               <w:t>useImageConvertServe</w:t>
             </w:r>
@@ -542,6 +621,7 @@
               </w:rPr>
               <w:t>r</w:t>
             </w:r>
+            <w:proofErr w:type="spellEnd"/>
           </w:p>
         </w:tc>
         <w:tc>
@@ -549,22 +629,25 @@
             <w:tcW w:w="6109" w:type="dxa"/>
           </w:tcPr>
           <w:p>
-            <w:pPr>
-              <w:rPr>
-                <w:rFonts w:hint="eastAsia"/>
-              </w:rPr>
-            </w:pPr>
             <w:r>
-              <w:t>1</w:t>
+              <w:t>1 (</w:t>
             </w:r>
+            <w:proofErr w:type="gramStart"/>
             <w:r>
-              <w:t xml:space="preserve"> (0:</w:t>
+              <w:t>0:</w:t>
             </w:r>
             <w:r>
               <w:rPr>
                 <w:rFonts w:hint="eastAsia"/>
               </w:rPr>
-              <w:t>사용안함,</w:t>
+              <w:t>사용안함</w:t>
+            </w:r>
+            <w:proofErr w:type="gramEnd"/>
+            <w:r>
+              <w:rPr>
+                <w:rFonts w:hint="eastAsia"/>
+              </w:rPr>
+              <w:t>,</w:t>
             </w:r>
             <w:r>
               <w:t xml:space="preserve"> 1:</w:t>
@@ -584,9 +667,11 @@
             <w:tcW w:w="2907" w:type="dxa"/>
           </w:tcPr>
           <w:p>
+            <w:proofErr w:type="spellStart"/>
             <w:r>
               <w:t>SATimageConvertServerURL</w:t>
             </w:r>
+            <w:proofErr w:type="spellEnd"/>
           </w:p>
         </w:tc>
         <w:tc>
@@ -596,22 +681,565 @@
           <w:p>
             <w:pPr>
               <w:rPr>
+                <w:rFonts w:asciiTheme="majorHAnsi" w:eastAsiaTheme="majorHAnsi" w:hAnsiTheme="majorHAnsi"/>
                 <w:sz w:val="18"/>
                 <w:szCs w:val="18"/>
               </w:rPr>
             </w:pPr>
             <w:r>
               <w:rPr>
+                <w:rFonts w:asciiTheme="majorHAnsi" w:eastAsiaTheme="majorHAnsi" w:hAnsiTheme="majorHAnsi"/>
+                <w:sz w:val="16"/>
+                <w:szCs w:val="18"/>
+              </w:rPr>
+              <w:t>http://jmocha.kaoni.com:8080</w:t>
+            </w:r>
+            <w:r>
+              <w:rPr>
+                <w:rFonts w:asciiTheme="majorHAnsi" w:eastAsiaTheme="majorHAnsi" w:hAnsiTheme="majorHAnsi" w:cs="Courier"/>
+                <w:color w:val="000000"/>
+                <w:kern w:val="0"/>
+                <w:sz w:val="18"/>
+                <w:szCs w:val="20"/>
+              </w:rPr>
+              <w:t>/DG_viewer/viewer/document/docviewer.do</w:t>
+            </w:r>
+          </w:p>
+        </w:tc>
+      </w:tr>
+      <w:tr>
+        <w:tc>
+          <w:tcPr>
+            <w:tcW w:w="2907" w:type="dxa"/>
+          </w:tcPr>
+          <w:p>
+            <w:proofErr w:type="spellStart"/>
+            <w:r>
+              <w:rPr>
+                <w:rFonts w:hint="eastAsia"/>
+              </w:rPr>
+              <w:t>u</w:t>
+            </w:r>
+            <w:r>
+              <w:t>seMobileViewer</w:t>
+            </w:r>
+            <w:proofErr w:type="spellEnd"/>
+          </w:p>
+        </w:tc>
+        <w:tc>
+          <w:tcPr>
+            <w:tcW w:w="6109" w:type="dxa"/>
+          </w:tcPr>
+          <w:p>
+            <w:pPr>
+              <w:rPr>
+                <w:rFonts w:asciiTheme="majorHAnsi" w:eastAsiaTheme="majorHAnsi" w:hAnsiTheme="majorHAnsi"/>
                 <w:sz w:val="18"/>
                 <w:szCs w:val="18"/>
               </w:rPr>
-              <w:t>http://jmocha.kaoni.com:8080/uFOCS3.0/viewer/document/docviewer.do</w:t>
+            </w:pPr>
+            <w:r>
+              <w:rPr>
+                <w:rFonts w:asciiTheme="majorHAnsi" w:eastAsiaTheme="majorHAnsi" w:hAnsiTheme="majorHAnsi" w:cs="Courier"/>
+                <w:color w:val="000000"/>
+                <w:kern w:val="0"/>
+                <w:szCs w:val="20"/>
+              </w:rPr>
+              <w:t xml:space="preserve">0: 파일 다운로드1: SAT 뷰어 사용2: </w:t>
+            </w:r>
+            <w:proofErr w:type="spellStart"/>
+            <w:r>
+              <w:rPr>
+                <w:rFonts w:asciiTheme="majorHAnsi" w:eastAsiaTheme="majorHAnsi" w:hAnsiTheme="majorHAnsi" w:cs="Courier"/>
+                <w:color w:val="000000"/>
+                <w:kern w:val="0"/>
+                <w:szCs w:val="20"/>
+              </w:rPr>
+              <w:t>쿠쿠닥스</w:t>
+            </w:r>
+            <w:proofErr w:type="spellEnd"/>
+            <w:r>
+              <w:rPr>
+                <w:rFonts w:asciiTheme="majorHAnsi" w:eastAsiaTheme="majorHAnsi" w:hAnsiTheme="majorHAnsi" w:cs="Courier"/>
+                <w:color w:val="000000"/>
+                <w:kern w:val="0"/>
+                <w:szCs w:val="20"/>
+              </w:rPr>
+              <w:t xml:space="preserve"> 뷰어 사용 (default: 0)</w:t>
             </w:r>
           </w:p>
         </w:tc>
       </w:tr>
     </w:tbl>
     <w:p/>
+    <w:p>
+      <w:pPr>
+        <w:rPr>
+          <w:b/>
+          <w:sz w:val="28"/>
+        </w:rPr>
+      </w:pPr>
+      <w:r>
+        <w:rPr>
+          <w:rFonts w:hint="eastAsia"/>
+          <w:b/>
+          <w:sz w:val="28"/>
+        </w:rPr>
+        <w:t>그룹웨어 서버와 모바일 서버가 분리되어 있는 경우</w:t>
+      </w:r>
+    </w:p>
+    <w:p>
+      <w:pPr>
+        <w:pStyle w:val="aa"/>
+      </w:pPr>
+      <w:r>
+        <w:rPr>
+          <w:rFonts w:hint="eastAsia"/>
+        </w:rPr>
+        <w:t xml:space="preserve">그룹웨어는 위에서 </w:t>
+      </w:r>
+      <w:r>
+        <w:t>update</w:t>
+      </w:r>
+      <w:r>
+        <w:rPr>
+          <w:rFonts w:hint="eastAsia"/>
+        </w:rPr>
+        <w:t xml:space="preserve">한 </w:t>
+      </w:r>
+      <w:proofErr w:type="spellStart"/>
+      <w:r>
+        <w:rPr>
+          <w:rFonts w:hint="eastAsia"/>
+        </w:rPr>
+        <w:t>u</w:t>
+      </w:r>
+      <w:r>
+        <w:t>rl</w:t>
+      </w:r>
+      <w:proofErr w:type="spellEnd"/>
+      <w:r>
+        <w:t xml:space="preserve"> </w:t>
+      </w:r>
+      <w:r>
+        <w:rPr>
+          <w:rFonts w:hint="eastAsia"/>
+        </w:rPr>
+        <w:t>값을 읽어오지만,</w:t>
+      </w:r>
+      <w:r>
+        <w:t xml:space="preserve"> </w:t>
+      </w:r>
+      <w:r>
+        <w:rPr>
+          <w:rFonts w:hint="eastAsia"/>
+        </w:rPr>
+        <w:t xml:space="preserve">모바일은 </w:t>
+      </w:r>
+      <w:proofErr w:type="spellStart"/>
+      <w:proofErr w:type="gramStart"/>
+      <w:r>
+        <w:rPr>
+          <w:rFonts w:hint="eastAsia"/>
+        </w:rPr>
+        <w:t>c</w:t>
+      </w:r>
+      <w:r>
+        <w:t>onfig.properties</w:t>
+      </w:r>
+      <w:proofErr w:type="spellEnd"/>
+      <w:proofErr w:type="gramEnd"/>
+      <w:r>
+        <w:rPr>
+          <w:rFonts w:hint="eastAsia"/>
+        </w:rPr>
+        <w:t>에서 값을 읽어온다.</w:t>
+      </w:r>
+    </w:p>
+    <w:p>
+      <w:pPr>
+        <w:pStyle w:val="aa"/>
+      </w:pPr>
+      <w:r>
+        <w:rPr>
+          <w:rFonts w:hint="eastAsia"/>
+        </w:rPr>
+        <w:t>따라서</w:t>
+      </w:r>
+      <w:r>
+        <w:t xml:space="preserve">, </w:t>
+      </w:r>
+      <w:r>
+        <w:rPr>
+          <w:rFonts w:hint="eastAsia"/>
+        </w:rPr>
+        <w:t>모바일</w:t>
+      </w:r>
+      <w:r>
+        <w:t xml:space="preserve"> </w:t>
+      </w:r>
+      <w:r>
+        <w:rPr>
+          <w:rFonts w:hint="eastAsia"/>
+        </w:rPr>
+        <w:t xml:space="preserve">서버의 </w:t>
+      </w:r>
+      <w:proofErr w:type="spellStart"/>
+      <w:proofErr w:type="gramStart"/>
+      <w:r>
+        <w:t>config.properties</w:t>
+      </w:r>
+      <w:proofErr w:type="spellEnd"/>
+      <w:proofErr w:type="gramEnd"/>
+      <w:r>
+        <w:rPr>
+          <w:rFonts w:hint="eastAsia"/>
+        </w:rPr>
+        <w:t xml:space="preserve">를 </w:t>
+      </w:r>
+      <w:proofErr w:type="spellStart"/>
+      <w:r>
+        <w:rPr>
+          <w:rFonts w:hint="eastAsia"/>
+        </w:rPr>
+        <w:t>수정해줘야한다</w:t>
+      </w:r>
+      <w:proofErr w:type="spellEnd"/>
+      <w:r>
+        <w:rPr>
+          <w:rFonts w:hint="eastAsia"/>
+        </w:rPr>
+        <w:t>.</w:t>
+      </w:r>
+    </w:p>
+    <w:p>
+      <w:pPr>
+        <w:pStyle w:val="aa"/>
+      </w:pPr>
+      <w:r>
+        <w:t>/home/jmocha/ezEKP/ezFlow/webapps/ezMobile/WEB-INF/classes/egovframework/egovProps</w:t>
+      </w:r>
+    </w:p>
+    <w:p>
+      <w:pPr>
+        <w:pStyle w:val="aa"/>
+      </w:pPr>
+      <w:r>
+        <w:rPr>
+          <w:rFonts w:hint="eastAsia"/>
+        </w:rPr>
+        <w:t xml:space="preserve">위치로 이동하여 </w:t>
+      </w:r>
+      <w:proofErr w:type="spellStart"/>
+      <w:proofErr w:type="gramStart"/>
+      <w:r>
+        <w:rPr>
+          <w:rFonts w:hint="eastAsia"/>
+        </w:rPr>
+        <w:t>c</w:t>
+      </w:r>
+      <w:r>
+        <w:t>onfig.properties</w:t>
+      </w:r>
+      <w:proofErr w:type="spellEnd"/>
+      <w:proofErr w:type="gramEnd"/>
+      <w:r>
+        <w:rPr>
+          <w:rFonts w:hint="eastAsia"/>
+        </w:rPr>
+        <w:t>를 수정한다.</w:t>
+      </w:r>
+      <w:r>
+        <w:t xml:space="preserve"> </w:t>
+      </w:r>
+      <w:proofErr w:type="spellStart"/>
+      <w:r>
+        <w:t>Config.properties</w:t>
+      </w:r>
+      <w:proofErr w:type="spellEnd"/>
+      <w:r>
+        <w:t xml:space="preserve"> </w:t>
+      </w:r>
+      <w:r>
+        <w:rPr>
+          <w:rFonts w:hint="eastAsia"/>
+        </w:rPr>
+        <w:t>위치는 사이트마다 다를 수 있다.</w:t>
+      </w:r>
+    </w:p>
+    <w:p>
+      <w:pPr>
+        <w:pStyle w:val="aa"/>
+      </w:pPr>
+      <w:r>
+        <w:rPr>
+          <w:rFonts w:hint="eastAsia"/>
+        </w:rPr>
+        <w:t>/s</w:t>
+      </w:r>
+      <w:r>
+        <w:t>at</w:t>
+      </w:r>
+      <w:r>
+        <w:rPr>
+          <w:rFonts w:hint="eastAsia"/>
+        </w:rPr>
+        <w:t xml:space="preserve">를 검색하여 </w:t>
+      </w:r>
+      <w:proofErr w:type="spellStart"/>
+      <w:r>
+        <w:t>config.satViewerURL</w:t>
+      </w:r>
+      <w:proofErr w:type="spellEnd"/>
+      <w:r>
+        <w:t xml:space="preserve"> </w:t>
+      </w:r>
+      <w:r>
+        <w:rPr>
+          <w:rFonts w:hint="eastAsia"/>
+        </w:rPr>
+        <w:t xml:space="preserve">경로를 </w:t>
+      </w:r>
+      <w:r>
+        <w:rPr>
+          <w:rFonts w:hint="eastAsia"/>
+        </w:rPr>
+        <w:t xml:space="preserve">다음과 같이 </w:t>
+      </w:r>
+      <w:r>
+        <w:rPr>
+          <w:rFonts w:hint="eastAsia"/>
+        </w:rPr>
+        <w:t>수정해준다.</w:t>
+      </w:r>
+    </w:p>
+    <w:p>
+      <w:pPr>
+        <w:pStyle w:val="aa"/>
+      </w:pPr>
+      <w:r>
+        <w:rPr>
+          <w:rFonts w:asciiTheme="majorHAnsi" w:eastAsiaTheme="majorHAnsi" w:hAnsiTheme="majorHAnsi"/>
+          <w:sz w:val="18"/>
+          <w:szCs w:val="18"/>
+        </w:rPr>
+        <w:t>http://jmocha.kaoni.com:8080</w:t>
+      </w:r>
+      <w:r>
+        <w:rPr>
+          <w:rFonts w:asciiTheme="majorHAnsi" w:eastAsiaTheme="majorHAnsi" w:hAnsiTheme="majorHAnsi" w:cs="Courier"/>
+          <w:color w:val="000000"/>
+          <w:kern w:val="0"/>
+          <w:szCs w:val="20"/>
+          <w:highlight w:val="white"/>
+        </w:rPr>
+        <w:t>/DG_viewer/viewer/document/docviewer.do</w:t>
+      </w:r>
+      <w:r>
+        <w:rPr>
+          <w:rFonts w:hint="eastAsia"/>
+          <w:sz w:val="21"/>
+        </w:rPr>
+        <w:t xml:space="preserve"> </w:t>
+      </w:r>
+    </w:p>
+    <w:p>
+      <w:pPr>
+        <w:pStyle w:val="aa"/>
+      </w:pPr>
+      <w:r>
+        <w:rPr>
+          <w:rFonts w:hint="eastAsia"/>
+        </w:rPr>
+        <w:t>앞의</w:t>
+      </w:r>
+      <w:r>
+        <w:t xml:space="preserve"> </w:t>
+      </w:r>
+      <w:proofErr w:type="spellStart"/>
+      <w:r>
+        <w:rPr>
+          <w:rFonts w:hint="eastAsia"/>
+        </w:rPr>
+        <w:t>i</w:t>
+      </w:r>
+      <w:r>
+        <w:t>p</w:t>
+      </w:r>
+      <w:proofErr w:type="spellEnd"/>
+      <w:r>
+        <w:rPr>
+          <w:rFonts w:hint="eastAsia"/>
+        </w:rPr>
+        <w:t xml:space="preserve">나 </w:t>
+      </w:r>
+      <w:r>
+        <w:t>port</w:t>
+      </w:r>
+      <w:r>
+        <w:rPr>
+          <w:rFonts w:hint="eastAsia"/>
+        </w:rPr>
+        <w:t>는 사이트에 맞게 변경하면 된다.</w:t>
+      </w:r>
+      <w:r>
+        <w:t xml:space="preserve"> </w:t>
+      </w:r>
+    </w:p>
+    <w:p>
+      <w:pPr>
+        <w:pStyle w:val="aa"/>
+      </w:pPr>
+      <w:proofErr w:type="spellStart"/>
+      <w:r>
+        <w:rPr>
+          <w:rFonts w:hint="eastAsia"/>
+        </w:rPr>
+        <w:t>중요한건</w:t>
+      </w:r>
+      <w:proofErr w:type="spellEnd"/>
+      <w:r>
+        <w:rPr>
+          <w:rFonts w:hint="eastAsia"/>
+        </w:rPr>
+        <w:t xml:space="preserve"> </w:t>
+      </w:r>
+      <w:r>
+        <w:t>DG_viewer/viewer/document/docviewer.do</w:t>
+      </w:r>
+      <w:r>
+        <w:t xml:space="preserve"> </w:t>
+      </w:r>
+      <w:r>
+        <w:rPr>
+          <w:rFonts w:hint="eastAsia"/>
+        </w:rPr>
+        <w:t>이 부분이다.</w:t>
+      </w:r>
+    </w:p>
+    <w:p>
+      <w:pPr>
+        <w:widowControl/>
+        <w:wordWrap/>
+        <w:autoSpaceDE/>
+        <w:autoSpaceDN/>
+      </w:pPr>
+      <w:r>
+        <w:br w:type="page"/>
+      </w:r>
+    </w:p>
+    <w:p>
+      <w:pPr>
+        <w:rPr>
+          <w:b/>
+          <w:sz w:val="36"/>
+        </w:rPr>
+      </w:pPr>
+      <w:proofErr w:type="spellStart"/>
+      <w:r>
+        <w:rPr>
+          <w:b/>
+          <w:sz w:val="36"/>
+        </w:rPr>
+        <w:lastRenderedPageBreak/>
+        <w:t>Cron.d</w:t>
+      </w:r>
+      <w:proofErr w:type="spellEnd"/>
+      <w:r>
+        <w:rPr>
+          <w:b/>
+          <w:sz w:val="36"/>
+        </w:rPr>
+        <w:t xml:space="preserve"> </w:t>
+      </w:r>
+      <w:r>
+        <w:rPr>
+          <w:rFonts w:hint="eastAsia"/>
+          <w:b/>
+          <w:sz w:val="36"/>
+        </w:rPr>
+        <w:t>설정하기</w:t>
+      </w:r>
+    </w:p>
+    <w:p>
+      <w:pPr>
+        <w:pStyle w:val="aa"/>
+      </w:pPr>
+      <w:r>
+        <w:rPr>
+          <w:rFonts w:hint="eastAsia"/>
+        </w:rPr>
+        <w:t>먼저</w:t>
+      </w:r>
+      <w:r>
+        <w:t xml:space="preserve"> </w:t>
+      </w:r>
+      <w:proofErr w:type="spellStart"/>
+      <w:r>
+        <w:t>cron</w:t>
+      </w:r>
+      <w:proofErr w:type="spellEnd"/>
+      <w:r>
+        <w:rPr>
+          <w:rFonts w:hint="eastAsia"/>
+        </w:rPr>
+        <w:t xml:space="preserve">에 대해서 간단히 알아보면 특정한 시간 마다 어떤 작업을 수행하게 </w:t>
+      </w:r>
+      <w:proofErr w:type="spellStart"/>
+      <w:r>
+        <w:rPr>
+          <w:rFonts w:hint="eastAsia"/>
+        </w:rPr>
+        <w:t>해줘야할</w:t>
+      </w:r>
+      <w:proofErr w:type="spellEnd"/>
+      <w:r>
+        <w:rPr>
+          <w:rFonts w:hint="eastAsia"/>
+        </w:rPr>
+        <w:t xml:space="preserve"> 때 사용하는 명령어이다.</w:t>
+      </w:r>
+    </w:p>
+    <w:p>
+      <w:pPr>
+        <w:pStyle w:val="aa"/>
+      </w:pPr>
+      <w:r>
+        <w:rPr>
+          <w:rFonts w:hint="eastAsia"/>
+        </w:rPr>
+        <w:t>임시 파일이나,</w:t>
+      </w:r>
+      <w:r>
+        <w:t xml:space="preserve"> </w:t>
+      </w:r>
+      <w:r>
+        <w:rPr>
+          <w:rFonts w:hint="eastAsia"/>
+        </w:rPr>
+        <w:t>l</w:t>
+      </w:r>
+      <w:r>
+        <w:t xml:space="preserve">og </w:t>
+      </w:r>
+      <w:r>
+        <w:rPr>
+          <w:rFonts w:hint="eastAsia"/>
+        </w:rPr>
+        <w:t xml:space="preserve">파일 같이 계속 쌓이면 처치하기 곤란한 파일들을 </w:t>
+      </w:r>
+      <w:proofErr w:type="spellStart"/>
+      <w:r>
+        <w:t>cron</w:t>
+      </w:r>
+      <w:proofErr w:type="spellEnd"/>
+      <w:r>
+        <w:rPr>
+          <w:rFonts w:hint="eastAsia"/>
+        </w:rPr>
+        <w:t>을 사용하여 쉽게 처리할 수 있다.</w:t>
+      </w:r>
+    </w:p>
     <w:p>
       <w:r>
         <w:rPr>
@@ -661,6 +1289,7 @@
           </wp:anchor>
         </w:drawing>
       </w:r>
+      <w:proofErr w:type="spellStart"/>
       <w:r>
         <w:rPr>
           <w:rFonts w:hint="eastAsia"/>
@@ -671,7 +1300,11 @@
         <w:t>ileP</w:t>
       </w:r>
       <w:r>
-        <w:t xml:space="preserve">ath = </w:t>
+        <w:t>ath</w:t>
+      </w:r>
+      <w:proofErr w:type="spellEnd"/>
+      <w:r>
+        <w:t xml:space="preserve"> = </w:t>
       </w:r>
       <w:r>
         <w:rPr>
@@ -705,9 +1338,13 @@
         </w:rPr>
         <w:t xml:space="preserve">이때 생긴 쓸데없는 파일을 </w:t>
       </w:r>
+      <w:proofErr w:type="spellStart"/>
+      <w:proofErr w:type="gramStart"/>
       <w:r>
         <w:t>cron.d</w:t>
       </w:r>
+      <w:proofErr w:type="spellEnd"/>
+      <w:proofErr w:type="gramEnd"/>
       <w:r>
         <w:rPr>
           <w:rFonts w:hint="eastAsia"/>
@@ -745,7 +1382,53 @@
           <w:sz w:val="18"/>
           <w:szCs w:val="18"/>
         </w:rPr>
-        <w:t>/etc/cron.d/Cleanup</w:t>
+        <w:t>/</w:t>
+      </w:r>
+      <w:proofErr w:type="spellStart"/>
+      <w:r>
+        <w:rPr>
+          <w:rFonts w:ascii="Lucida Console" w:hAnsi="Lucida Console" w:cs="Lucida Console"/>
+          <w:b/>
+          <w:kern w:val="0"/>
+          <w:sz w:val="18"/>
+          <w:szCs w:val="18"/>
+        </w:rPr>
+        <w:t>etc</w:t>
+      </w:r>
+      <w:proofErr w:type="spellEnd"/>
+      <w:r>
+        <w:rPr>
+          <w:rFonts w:ascii="Lucida Console" w:hAnsi="Lucida Console" w:cs="Lucida Console"/>
+          <w:b/>
+          <w:kern w:val="0"/>
+          <w:sz w:val="18"/>
+          <w:szCs w:val="18"/>
+        </w:rPr>
+        <w:t>/</w:t>
+      </w:r>
+      <w:proofErr w:type="spellStart"/>
+      <w:proofErr w:type="gramStart"/>
+      <w:r>
+        <w:rPr>
+          <w:rFonts w:ascii="Lucida Console" w:hAnsi="Lucida Console" w:cs="Lucida Console"/>
+          <w:b/>
+          <w:kern w:val="0"/>
+          <w:sz w:val="18"/>
+          <w:szCs w:val="18"/>
+        </w:rPr>
+        <w:t>cron.d</w:t>
+      </w:r>
+      <w:proofErr w:type="spellEnd"/>
+      <w:proofErr w:type="gramEnd"/>
+      <w:r>
+        <w:rPr>
+          <w:rFonts w:ascii="Lucida Console" w:hAnsi="Lucida Console" w:cs="Lucida Console"/>
+          <w:b/>
+          <w:kern w:val="0"/>
+          <w:sz w:val="18"/>
+          <w:szCs w:val="18"/>
+        </w:rPr>
+        <w:t>/Cleanup</w:t>
       </w:r>
     </w:p>
     <w:p>
@@ -781,7 +1464,6 @@
       <w:pPr>
         <w:rPr>
           <w:rFonts w:ascii="Lucida Console" w:hAnsi="Lucida Console" w:cs="Lucida Console"/>
-          <w:b/>
           <w:kern w:val="0"/>
           <w:sz w:val="18"/>
           <w:szCs w:val="18"/>
@@ -811,6 +1493,7 @@
           <w:szCs w:val="18"/>
         </w:rPr>
       </w:pPr>
+      <w:proofErr w:type="gramStart"/>
       <w:r>
         <w:rPr>
           <w:rFonts w:ascii="Lucida Console" w:hAnsi="Lucida Console" w:cs="Lucida Console"/>
@@ -818,8 +1501,29 @@
           <w:sz w:val="18"/>
           <w:szCs w:val="18"/>
         </w:rPr>
-        <w:t>#!/bin/sh</w:t>
-      </w:r>
+        <w:t>#!/</w:t>
+      </w:r>
+      <w:proofErr w:type="gramEnd"/>
+      <w:r>
+        <w:rPr>
+          <w:rFonts w:ascii="Lucida Console" w:hAnsi="Lucida Console" w:cs="Lucida Console"/>
+          <w:kern w:val="0"/>
+          <w:sz w:val="18"/>
+          <w:szCs w:val="18"/>
+        </w:rPr>
+        <w:t>bin/</w:t>
+      </w:r>
+      <w:proofErr w:type="spellStart"/>
+      <w:r>
+        <w:rPr>
+          <w:rFonts w:ascii="Lucida Console" w:hAnsi="Lucida Console" w:cs="Lucida Console"/>
+          <w:kern w:val="0"/>
+          <w:sz w:val="18"/>
+          <w:szCs w:val="18"/>
+        </w:rPr>
+        <w:t>sh</w:t>
+      </w:r>
+      <w:proofErr w:type="spellEnd"/>
     </w:p>
     <w:p>
       <w:pPr>
@@ -855,60 +1559,653 @@
           <w:sz w:val="18"/>
           <w:szCs w:val="18"/>
         </w:rPr>
-        <w:t>find /volumes/shared/ezFlow/fileroot/0/files/upload_mail/tempFileUpload -type f -mtime +2 -delete</w:t>
-      </w:r>
-    </w:p>
-    <w:p>
-      <w:pPr>
-        <w:rPr>
-          <w:rFonts w:hint="eastAsia"/>
-        </w:rPr>
-      </w:pPr>
+        <w:t>find /volumes/shared/ezFlow/fileroot/0/files/upload_mail/tempFileUpload -type f -</w:t>
+      </w:r>
+      <w:proofErr w:type="spellStart"/>
+      <w:r>
+        <w:rPr>
+          <w:rFonts w:ascii="Lucida Console" w:hAnsi="Lucida Console" w:cs="Lucida Console"/>
+          <w:kern w:val="0"/>
+          <w:sz w:val="18"/>
+          <w:szCs w:val="18"/>
+        </w:rPr>
+        <w:t>mtime</w:t>
+      </w:r>
+      <w:proofErr w:type="spellEnd"/>
+      <w:r>
+        <w:rPr>
+          <w:rFonts w:ascii="Lucida Console" w:hAnsi="Lucida Console" w:cs="Lucida Console"/>
+          <w:kern w:val="0"/>
+          <w:sz w:val="18"/>
+          <w:szCs w:val="18"/>
+        </w:rPr>
+        <w:t xml:space="preserve"> +2 -delete</w:t>
+      </w:r>
     </w:p>
     <w:p/>
     <w:p>
-      <w:r>
-        <w:rPr>
-          <w:rFonts w:hint="eastAsia"/>
+      <w:pPr>
+        <w:pStyle w:val="aa"/>
+        <w:rPr>
+          <w:rFonts w:ascii="Lucida Console" w:hAnsi="Lucida Console"/>
+          <w:sz w:val="18"/>
+          <w:szCs w:val="18"/>
+        </w:rPr>
+      </w:pPr>
+      <w:r>
+        <w:rPr>
+          <w:rFonts w:ascii="Lucida Console" w:hAnsi="Lucida Console"/>
+          <w:sz w:val="18"/>
+          <w:szCs w:val="18"/>
+        </w:rPr>
+        <w:t>/</w:t>
+      </w:r>
+      <w:proofErr w:type="spellStart"/>
+      <w:r>
+        <w:rPr>
+          <w:rFonts w:ascii="Lucida Console" w:hAnsi="Lucida Console"/>
+          <w:sz w:val="18"/>
+          <w:szCs w:val="18"/>
+        </w:rPr>
+        <w:t>etc</w:t>
+      </w:r>
+      <w:proofErr w:type="spellEnd"/>
+      <w:r>
+        <w:rPr>
+          <w:rFonts w:ascii="Lucida Console" w:hAnsi="Lucida Console"/>
+          <w:sz w:val="18"/>
+          <w:szCs w:val="18"/>
+        </w:rPr>
+        <w:t>/</w:t>
+      </w:r>
+      <w:proofErr w:type="spellStart"/>
+      <w:proofErr w:type="gramStart"/>
+      <w:r>
+        <w:rPr>
+          <w:rFonts w:ascii="Lucida Console" w:hAnsi="Lucida Console"/>
+          <w:sz w:val="18"/>
+          <w:szCs w:val="18"/>
+        </w:rPr>
+        <w:t>cron.d</w:t>
+      </w:r>
+      <w:proofErr w:type="spellEnd"/>
+      <w:proofErr w:type="gramEnd"/>
+      <w:r>
+        <w:rPr>
+          <w:rFonts w:ascii="Lucida Console" w:hAnsi="Lucida Console"/>
+          <w:sz w:val="18"/>
+          <w:szCs w:val="18"/>
+        </w:rPr>
+        <w:t xml:space="preserve">/Cleanup </w:t>
+      </w:r>
+      <w:r>
+        <w:rPr>
+          <w:rFonts w:ascii="Lucida Console" w:hAnsi="Lucida Console"/>
+          <w:sz w:val="18"/>
+          <w:szCs w:val="18"/>
+        </w:rPr>
+        <w:t>파일이</w:t>
+      </w:r>
+      <w:r>
+        <w:rPr>
+          <w:rFonts w:ascii="Lucida Console" w:hAnsi="Lucida Console"/>
+          <w:sz w:val="18"/>
+          <w:szCs w:val="18"/>
+        </w:rPr>
+        <w:t xml:space="preserve"> </w:t>
+      </w:r>
+      <w:r>
+        <w:rPr>
+          <w:rFonts w:ascii="Lucida Console" w:hAnsi="Lucida Console"/>
+          <w:sz w:val="18"/>
+          <w:szCs w:val="18"/>
+        </w:rPr>
+        <w:t>아래와</w:t>
+      </w:r>
+      <w:r>
+        <w:rPr>
+          <w:rFonts w:ascii="Lucida Console" w:hAnsi="Lucida Console"/>
+          <w:sz w:val="18"/>
+          <w:szCs w:val="18"/>
+        </w:rPr>
+        <w:t xml:space="preserve"> </w:t>
+      </w:r>
+      <w:r>
+        <w:rPr>
+          <w:rFonts w:ascii="Lucida Console" w:hAnsi="Lucida Console"/>
+          <w:sz w:val="18"/>
+          <w:szCs w:val="18"/>
+        </w:rPr>
+        <w:t>같을</w:t>
+      </w:r>
+      <w:r>
+        <w:rPr>
+          <w:rFonts w:ascii="Lucida Console" w:hAnsi="Lucida Console"/>
+          <w:sz w:val="18"/>
+          <w:szCs w:val="18"/>
+        </w:rPr>
+        <w:t xml:space="preserve"> </w:t>
+      </w:r>
+      <w:r>
+        <w:rPr>
+          <w:rFonts w:ascii="Lucida Console" w:hAnsi="Lucida Console"/>
+          <w:sz w:val="18"/>
+          <w:szCs w:val="18"/>
+        </w:rPr>
+        <w:t>때</w:t>
+      </w:r>
+    </w:p>
+    <w:p>
+      <w:pPr>
+        <w:pStyle w:val="aa"/>
+        <w:rPr>
+          <w:rFonts w:ascii="Lucida Console" w:hAnsi="Lucida Console"/>
+          <w:sz w:val="18"/>
+          <w:szCs w:val="18"/>
+        </w:rPr>
+      </w:pPr>
+    </w:p>
+    <w:p>
+      <w:pPr>
+        <w:pStyle w:val="aa"/>
+        <w:rPr>
+          <w:rFonts w:ascii="Lucida Console" w:hAnsi="Lucida Console"/>
+          <w:sz w:val="18"/>
+          <w:szCs w:val="18"/>
+        </w:rPr>
+      </w:pPr>
+      <w:r>
+        <w:rPr>
+          <w:rFonts w:ascii="Lucida Console" w:hAnsi="Lucida Console"/>
+          <w:sz w:val="18"/>
+          <w:szCs w:val="18"/>
+        </w:rPr>
+        <w:t>SHELL=/bin/</w:t>
+      </w:r>
+      <w:proofErr w:type="spellStart"/>
+      <w:r>
+        <w:rPr>
+          <w:rFonts w:ascii="Lucida Console" w:hAnsi="Lucida Console"/>
+          <w:sz w:val="18"/>
+          <w:szCs w:val="18"/>
+        </w:rPr>
+        <w:t>sh</w:t>
+      </w:r>
+      <w:proofErr w:type="spellEnd"/>
+    </w:p>
+    <w:p>
+      <w:pPr>
+        <w:pStyle w:val="aa"/>
+        <w:rPr>
+          <w:rFonts w:ascii="Lucida Console" w:hAnsi="Lucida Console"/>
+          <w:sz w:val="18"/>
+          <w:szCs w:val="18"/>
+        </w:rPr>
+      </w:pPr>
+      <w:r>
+        <w:rPr>
+          <w:rFonts w:ascii="Lucida Console" w:hAnsi="Lucida Console"/>
+          <w:sz w:val="18"/>
+          <w:szCs w:val="18"/>
+        </w:rPr>
+        <w:t>PATH=/usr/local/sbin:/usr/local/bin:/sbin:/bin:/usr/sbin:/usr/bin</w:t>
+      </w:r>
+    </w:p>
+    <w:p>
+      <w:pPr>
+        <w:pStyle w:val="aa"/>
+        <w:rPr>
+          <w:rFonts w:ascii="Lucida Console" w:hAnsi="Lucida Console"/>
+          <w:sz w:val="18"/>
+          <w:szCs w:val="18"/>
+        </w:rPr>
+      </w:pPr>
+      <w:bookmarkStart w:id="0" w:name="_GoBack"/>
+      <w:bookmarkEnd w:id="0"/>
+    </w:p>
+    <w:p>
+      <w:pPr>
+        <w:pStyle w:val="aa"/>
+        <w:rPr>
+          <w:rFonts w:ascii="Lucida Console" w:hAnsi="Lucida Console"/>
+          <w:sz w:val="18"/>
+          <w:szCs w:val="18"/>
+        </w:rPr>
+      </w:pPr>
+      <w:r>
+        <w:rPr>
+          <w:rFonts w:ascii="Lucida Console" w:hAnsi="Lucida Console"/>
+          <w:sz w:val="18"/>
+          <w:szCs w:val="18"/>
+        </w:rPr>
+        <w:t xml:space="preserve">59 23    * * *   </w:t>
+      </w:r>
+      <w:proofErr w:type="gramStart"/>
+      <w:r>
+        <w:rPr>
+          <w:rFonts w:ascii="Lucida Console" w:hAnsi="Lucida Console"/>
+          <w:sz w:val="18"/>
+          <w:szCs w:val="18"/>
+        </w:rPr>
+        <w:t>root</w:t>
+      </w:r>
+      <w:proofErr w:type="gramEnd"/>
+      <w:r>
+        <w:rPr>
+          <w:rFonts w:ascii="Lucida Console" w:hAnsi="Lucida Console"/>
+          <w:sz w:val="18"/>
+          <w:szCs w:val="18"/>
+        </w:rPr>
+        <w:t xml:space="preserve">   /root/cleanup.sh</w:t>
+      </w:r>
+    </w:p>
+    <w:p>
+      <w:pPr>
+        <w:pStyle w:val="aa"/>
+        <w:rPr>
+          <w:rFonts w:ascii="Lucida Console" w:hAnsi="Lucida Console"/>
+          <w:sz w:val="18"/>
+          <w:szCs w:val="18"/>
+        </w:rPr>
+      </w:pPr>
+    </w:p>
+    <w:p>
+      <w:pPr>
+        <w:pStyle w:val="aa"/>
+        <w:rPr>
+          <w:rFonts w:ascii="Lucida Console" w:hAnsi="Lucida Console"/>
+          <w:sz w:val="18"/>
+          <w:szCs w:val="18"/>
+        </w:rPr>
+      </w:pPr>
+      <w:r>
+        <w:rPr>
+          <w:rFonts w:ascii="Lucida Console" w:hAnsi="Lucida Console"/>
+          <w:sz w:val="18"/>
+          <w:szCs w:val="18"/>
+        </w:rPr>
+        <w:t>Root</w:t>
+      </w:r>
+      <w:r>
+        <w:rPr>
+          <w:rFonts w:ascii="Lucida Console" w:hAnsi="Lucida Console"/>
+          <w:sz w:val="18"/>
+          <w:szCs w:val="18"/>
+        </w:rPr>
+        <w:t>로</w:t>
+      </w:r>
+      <w:r>
+        <w:rPr>
+          <w:rFonts w:ascii="Lucida Console" w:hAnsi="Lucida Console"/>
+          <w:sz w:val="18"/>
+          <w:szCs w:val="18"/>
+        </w:rPr>
+        <w:t xml:space="preserve"> </w:t>
+      </w:r>
+      <w:r>
+        <w:rPr>
+          <w:rFonts w:ascii="Lucida Console" w:hAnsi="Lucida Console"/>
+          <w:sz w:val="18"/>
+          <w:szCs w:val="18"/>
+        </w:rPr>
+        <w:t>이동해서</w:t>
+      </w:r>
+      <w:r>
+        <w:rPr>
+          <w:rFonts w:ascii="Lucida Console" w:hAnsi="Lucida Console"/>
+          <w:sz w:val="18"/>
+          <w:szCs w:val="18"/>
+        </w:rPr>
+        <w:t xml:space="preserve"> vim </w:t>
+      </w:r>
+      <w:r>
+        <w:rPr>
+          <w:rFonts w:ascii="Lucida Console" w:hAnsi="Lucida Console"/>
+          <w:sz w:val="18"/>
+          <w:szCs w:val="18"/>
+        </w:rPr>
+        <w:t>명령어로</w:t>
+      </w:r>
+      <w:r>
+        <w:rPr>
+          <w:rFonts w:ascii="Lucida Console" w:hAnsi="Lucida Console"/>
+          <w:sz w:val="18"/>
+          <w:szCs w:val="18"/>
+        </w:rPr>
+        <w:t xml:space="preserve"> cleanup.sh</w:t>
+      </w:r>
+      <w:r>
+        <w:rPr>
+          <w:rFonts w:ascii="Lucida Console" w:hAnsi="Lucida Console"/>
+          <w:sz w:val="18"/>
+          <w:szCs w:val="18"/>
+        </w:rPr>
+        <w:t>를</w:t>
+      </w:r>
+      <w:r>
+        <w:rPr>
+          <w:rFonts w:ascii="Lucida Console" w:hAnsi="Lucida Console"/>
+          <w:sz w:val="18"/>
+          <w:szCs w:val="18"/>
+        </w:rPr>
+        <w:t xml:space="preserve"> </w:t>
+      </w:r>
+      <w:r>
+        <w:rPr>
+          <w:rFonts w:ascii="Lucida Console" w:hAnsi="Lucida Console"/>
+          <w:sz w:val="18"/>
+          <w:szCs w:val="18"/>
+        </w:rPr>
+        <w:t>실행한다</w:t>
+      </w:r>
+      <w:r>
+        <w:rPr>
+          <w:rFonts w:ascii="Lucida Console" w:hAnsi="Lucida Console"/>
+          <w:sz w:val="18"/>
+          <w:szCs w:val="18"/>
+        </w:rPr>
+        <w:t>.</w:t>
+      </w:r>
+    </w:p>
+    <w:p>
+      <w:pPr>
+        <w:pStyle w:val="aa"/>
+        <w:rPr>
+          <w:rFonts w:ascii="Lucida Console" w:hAnsi="Lucida Console"/>
+          <w:sz w:val="18"/>
+          <w:szCs w:val="18"/>
+        </w:rPr>
+      </w:pPr>
+    </w:p>
+    <w:p>
+      <w:pPr>
+        <w:pStyle w:val="aa"/>
+        <w:rPr>
+          <w:rFonts w:ascii="Lucida Console" w:hAnsi="Lucida Console"/>
+          <w:sz w:val="18"/>
+          <w:szCs w:val="18"/>
+        </w:rPr>
+      </w:pPr>
+      <w:r>
+        <w:rPr>
+          <w:rFonts w:ascii="Lucida Console" w:hAnsi="Lucida Console" w:hint="eastAsia"/>
+          <w:sz w:val="18"/>
+          <w:szCs w:val="18"/>
+        </w:rPr>
+        <w:t>아래와</w:t>
+      </w:r>
+      <w:r>
+        <w:rPr>
+          <w:rFonts w:ascii="Lucida Console" w:hAnsi="Lucida Console" w:hint="eastAsia"/>
+          <w:sz w:val="18"/>
+          <w:szCs w:val="18"/>
+        </w:rPr>
+        <w:t xml:space="preserve"> </w:t>
+      </w:r>
+      <w:r>
+        <w:rPr>
+          <w:rFonts w:ascii="Lucida Console" w:hAnsi="Lucida Console" w:hint="eastAsia"/>
+          <w:sz w:val="18"/>
+          <w:szCs w:val="18"/>
+        </w:rPr>
+        <w:t>같이</w:t>
+      </w:r>
+      <w:r>
+        <w:rPr>
+          <w:rFonts w:ascii="Lucida Console" w:hAnsi="Lucida Console" w:hint="eastAsia"/>
+          <w:sz w:val="18"/>
+          <w:szCs w:val="18"/>
+        </w:rPr>
+        <w:t xml:space="preserve"> </w:t>
+      </w:r>
+      <w:r>
+        <w:rPr>
+          <w:rFonts w:ascii="Lucida Console" w:hAnsi="Lucida Console" w:hint="eastAsia"/>
+          <w:sz w:val="18"/>
+          <w:szCs w:val="18"/>
+        </w:rPr>
+        <w:t>변경한다</w:t>
+      </w:r>
+      <w:r>
+        <w:rPr>
+          <w:rFonts w:ascii="Lucida Console" w:hAnsi="Lucida Console" w:hint="eastAsia"/>
+          <w:sz w:val="18"/>
+          <w:szCs w:val="18"/>
+        </w:rPr>
+        <w:t>.</w:t>
+      </w:r>
+      <w:r>
+        <w:rPr>
+          <w:rFonts w:ascii="Lucida Console" w:hAnsi="Lucida Console"/>
+          <w:sz w:val="18"/>
+          <w:szCs w:val="18"/>
+        </w:rPr>
+        <w:t xml:space="preserve"> </w:t>
+      </w:r>
+      <w:r>
+        <w:rPr>
+          <w:rFonts w:ascii="Lucida Console" w:hAnsi="Lucida Console" w:hint="eastAsia"/>
+          <w:sz w:val="18"/>
+          <w:szCs w:val="18"/>
+        </w:rPr>
+        <w:t>위치는</w:t>
+      </w:r>
+      <w:r>
+        <w:rPr>
+          <w:rFonts w:ascii="Lucida Console" w:hAnsi="Lucida Console" w:hint="eastAsia"/>
+          <w:sz w:val="18"/>
+          <w:szCs w:val="18"/>
+        </w:rPr>
+        <w:t xml:space="preserve"> </w:t>
+      </w:r>
+      <w:r>
+        <w:rPr>
+          <w:rFonts w:ascii="Lucida Console" w:hAnsi="Lucida Console" w:hint="eastAsia"/>
+          <w:sz w:val="18"/>
+          <w:szCs w:val="18"/>
+        </w:rPr>
+        <w:t>변경될</w:t>
+      </w:r>
+      <w:r>
+        <w:rPr>
+          <w:rFonts w:ascii="Lucida Console" w:hAnsi="Lucida Console" w:hint="eastAsia"/>
+          <w:sz w:val="18"/>
+          <w:szCs w:val="18"/>
+        </w:rPr>
+        <w:t xml:space="preserve"> </w:t>
+      </w:r>
+      <w:r>
+        <w:rPr>
+          <w:rFonts w:ascii="Lucida Console" w:hAnsi="Lucida Console" w:hint="eastAsia"/>
+          <w:sz w:val="18"/>
+          <w:szCs w:val="18"/>
+        </w:rPr>
+        <w:t>수</w:t>
+      </w:r>
+      <w:r>
+        <w:rPr>
+          <w:rFonts w:ascii="Lucida Console" w:hAnsi="Lucida Console" w:hint="eastAsia"/>
+          <w:sz w:val="18"/>
+          <w:szCs w:val="18"/>
+        </w:rPr>
+        <w:t xml:space="preserve"> </w:t>
+      </w:r>
+      <w:r>
+        <w:rPr>
+          <w:rFonts w:ascii="Lucida Console" w:hAnsi="Lucida Console" w:hint="eastAsia"/>
+          <w:sz w:val="18"/>
+          <w:szCs w:val="18"/>
+        </w:rPr>
+        <w:t>있다</w:t>
+      </w:r>
+      <w:r>
+        <w:rPr>
+          <w:rFonts w:ascii="Lucida Console" w:hAnsi="Lucida Console" w:hint="eastAsia"/>
+          <w:sz w:val="18"/>
+          <w:szCs w:val="18"/>
+        </w:rPr>
+        <w:t>.</w:t>
+      </w:r>
+    </w:p>
+    <w:p>
+      <w:pPr>
+        <w:pStyle w:val="aa"/>
+        <w:rPr>
+          <w:rFonts w:ascii="Lucida Console" w:hAnsi="Lucida Console"/>
+          <w:sz w:val="18"/>
+          <w:szCs w:val="18"/>
+        </w:rPr>
+      </w:pPr>
+      <w:proofErr w:type="gramStart"/>
+      <w:r>
+        <w:rPr>
+          <w:rFonts w:ascii="Lucida Console" w:hAnsi="Lucida Console"/>
+          <w:sz w:val="18"/>
+          <w:szCs w:val="18"/>
+        </w:rPr>
+        <w:t>#!/</w:t>
+      </w:r>
+      <w:proofErr w:type="gramEnd"/>
+      <w:r>
+        <w:rPr>
+          <w:rFonts w:ascii="Lucida Console" w:hAnsi="Lucida Console"/>
+          <w:sz w:val="18"/>
+          <w:szCs w:val="18"/>
+        </w:rPr>
+        <w:t>bin/</w:t>
+      </w:r>
+      <w:proofErr w:type="spellStart"/>
+      <w:r>
+        <w:rPr>
+          <w:rFonts w:ascii="Lucida Console" w:hAnsi="Lucida Console"/>
+          <w:sz w:val="18"/>
+          <w:szCs w:val="18"/>
+        </w:rPr>
+        <w:t>sh</w:t>
+      </w:r>
+      <w:proofErr w:type="spellEnd"/>
+    </w:p>
+    <w:p>
+      <w:pPr>
+        <w:pStyle w:val="aa"/>
+        <w:rPr>
+          <w:rFonts w:ascii="Lucida Console" w:hAnsi="Lucida Console"/>
+          <w:sz w:val="18"/>
+          <w:szCs w:val="18"/>
+        </w:rPr>
+      </w:pPr>
+    </w:p>
+    <w:p>
+      <w:pPr>
+        <w:pStyle w:val="aa"/>
+        <w:rPr>
+          <w:rFonts w:ascii="Lucida Console" w:hAnsi="Lucida Console"/>
+          <w:sz w:val="18"/>
+          <w:szCs w:val="18"/>
+        </w:rPr>
+      </w:pPr>
+      <w:r>
+        <w:rPr>
+          <w:rFonts w:ascii="Lucida Console" w:hAnsi="Lucida Console"/>
+          <w:sz w:val="18"/>
+          <w:szCs w:val="18"/>
+        </w:rPr>
+        <w:t>find /home/jmocha/ezEKP/ezFlow/webapps/ezMobile/mobileViewerTempFolder -type f -</w:t>
+      </w:r>
+      <w:proofErr w:type="spellStart"/>
+      <w:r>
+        <w:rPr>
+          <w:rFonts w:ascii="Lucida Console" w:hAnsi="Lucida Console"/>
+          <w:sz w:val="18"/>
+          <w:szCs w:val="18"/>
+        </w:rPr>
+        <w:t>mtime</w:t>
+      </w:r>
+      <w:proofErr w:type="spellEnd"/>
+      <w:r>
+        <w:rPr>
+          <w:rFonts w:ascii="Lucida Console" w:hAnsi="Lucida Console"/>
+          <w:sz w:val="18"/>
+          <w:szCs w:val="18"/>
+        </w:rPr>
+        <w:t xml:space="preserve"> +2 -delete</w:t>
+      </w:r>
+    </w:p>
+    <w:p>
+      <w:pPr>
+        <w:pStyle w:val="aa"/>
+        <w:rPr>
+          <w:rFonts w:ascii="Lucida Console" w:hAnsi="Lucida Console"/>
+          <w:sz w:val="18"/>
+          <w:szCs w:val="18"/>
+        </w:rPr>
+      </w:pPr>
+    </w:p>
+    <w:p>
+      <w:pPr>
+        <w:pStyle w:val="aa"/>
+      </w:pPr>
+    </w:p>
+    <w:p>
+      <w:pPr>
+        <w:pStyle w:val="aa"/>
+      </w:pPr>
+    </w:p>
+    <w:p>
+      <w:r>
+        <w:rPr>
+          <w:rFonts w:hint="eastAsia"/>
+        </w:rPr>
+        <w:t>E</w:t>
+      </w:r>
+      <w:r>
+        <w:t>zEmailUtil.java</w:t>
+      </w:r>
+    </w:p>
+    <w:p>
+      <w:r>
+        <w:t>EzEmailMailReadController.java</w:t>
+      </w:r>
+    </w:p>
+    <w:p>
+      <w:proofErr w:type="spellStart"/>
+      <w:r>
+        <w:t>mailPreviewcontent.jsp</w:t>
+      </w:r>
+      <w:proofErr w:type="spellEnd"/>
+    </w:p>
+    <w:p>
+      <w:proofErr w:type="spellStart"/>
+      <w:r>
+        <w:t>mailReadContent.jsp</w:t>
+      </w:r>
+      <w:proofErr w:type="spellEnd"/>
+    </w:p>
+    <w:p>
+      <w:proofErr w:type="spellStart"/>
+      <w:r>
+        <w:rPr>
+          <w:rFonts w:hint="eastAsia"/>
+        </w:rPr>
+        <w:t>를</w:t>
+      </w:r>
+      <w:proofErr w:type="spellEnd"/>
+      <w:r>
+        <w:rPr>
+          <w:rFonts w:hint="eastAsia"/>
+        </w:rPr>
+        <w:t xml:space="preserve"> 참고하시면 됩니다.</w:t>
+      </w:r>
+      <w:r>
+        <w:t xml:space="preserve"> </w:t>
+      </w:r>
+    </w:p>
+    <w:p>
+      <w:r>
+        <w:rPr>
+          <w:noProof/>
         </w:rPr>
         <w:lastRenderedPageBreak/>
-        <w:t>E</w:t>
-      </w:r>
-      <w:r>
-        <w:t>zEmailUtil.java</w:t>
-      </w:r>
-    </w:p>
-    <w:p>
-      <w:r>
-        <w:t>EzEmailMailReadController.java</w:t>
-      </w:r>
-    </w:p>
-    <w:p>
-      <w:r>
-        <w:t>mailPreviewcontent.jsp</w:t>
-      </w:r>
-    </w:p>
-    <w:p>
-      <w:r>
-        <w:t>mailReadContent.jsp</w:t>
-      </w:r>
-    </w:p>
-    <w:p>
-      <w:r>
-        <w:rPr>
-          <w:rFonts w:hint="eastAsia"/>
-        </w:rPr>
-        <w:t>를 참고하시면 됩니다.</w:t>
-      </w:r>
-      <w:r>
-        <w:t xml:space="preserve"> </w:t>
-      </w:r>
-    </w:p>
-    <w:p>
-      <w:r>
-        <w:rPr>
-          <w:noProof/>
-        </w:rPr>
         <w:drawing>
           <wp:anchor distT="0" distB="0" distL="114300" distR="114300" simplePos="0" relativeHeight="251667456" behindDoc="0" locked="0" layoutInCell="1" allowOverlap="1" wp14:anchorId="6A095ECD" wp14:editId="68F0553C">
             <wp:simplePos x="0" y="0"/>
@@ -962,19 +2259,19 @@
         </w:rPr>
         <w:t xml:space="preserve">로그는 이 </w:t>
       </w:r>
-      <w:r>
-        <w:rPr>
-          <w:rFonts w:hint="eastAsia"/>
-        </w:rPr>
-        <w:t>커밋을 확인하시면 됩니</w:t>
-      </w:r>
-      <w:bookmarkStart w:id="0" w:name="_GoBack"/>
-      <w:bookmarkEnd w:id="0"/>
-      <w:r>
-        <w:rPr>
-          <w:rFonts w:hint="eastAsia"/>
-        </w:rPr>
-        <w:t xml:space="preserve">다. </w:t>
+      <w:proofErr w:type="spellStart"/>
+      <w:r>
+        <w:rPr>
+          <w:rFonts w:hint="eastAsia"/>
+        </w:rPr>
+        <w:t>커밋을</w:t>
+      </w:r>
+      <w:proofErr w:type="spellEnd"/>
+      <w:r>
+        <w:rPr>
+          <w:rFonts w:hint="eastAsia"/>
+        </w:rPr>
+        <w:t xml:space="preserve"> 확인하시면 됩니다. </w:t>
       </w:r>
     </w:p>
     <w:p>
@@ -1000,7 +2297,7 @@
 </file>
 
 <file path=word/endnotes.xml><?xml version="1.0" encoding="utf-8"?>
-<w:endnotes xmlns:wpc="http://schemas.microsoft.com/office/word/2010/wordprocessingCanvas" xmlns:cx="http://schemas.microsoft.com/office/drawing/2014/chartex" xmlns:mc="http://schemas.openxmlformats.org/markup-compatibility/2006" xmlns:o="urn:schemas-microsoft-com:office:office" xmlns:r="http://schemas.openxmlformats.org/officeDocument/2006/relationships" xmlns:m="http://schemas.openxmlformats.org/officeDocument/2006/math" xmlns:v="urn:schemas-microsoft-com:vml" xmlns:wp14="http://schemas.microsoft.com/office/word/2010/wordprocessingDrawing" xmlns:wp="http://schemas.openxmlformats.org/drawingml/2006/wordprocessingDrawing" xmlns:w10="urn:schemas-microsoft-com:office:word" xmlns:w="http://schemas.openxmlformats.org/wordprocessingml/2006/main" xmlns:w14="http://schemas.microsoft.com/office/word/2010/wordml" xmlns:w15="http://schemas.microsoft.com/office/word/2012/wordml" xmlns:w16se="http://schemas.microsoft.com/office/word/2015/wordml/symex" xmlns:wpg="http://schemas.microsoft.com/office/word/2010/wordprocessingGroup" xmlns:wpi="http://schemas.microsoft.com/office/word/2010/wordprocessingInk" xmlns:wne="http://schemas.microsoft.com/office/word/2006/wordml" xmlns:wps="http://schemas.microsoft.com/office/word/2010/wordprocessingShape" mc:Ignorable="w14 w15 w16se wp14">
+<w:endnotes xmlns:wpc="http://schemas.microsoft.com/office/word/2010/wordprocessingCanvas" xmlns:cx="http://schemas.microsoft.com/office/drawing/2014/chartex" xmlns:cx1="http://schemas.microsoft.com/office/drawing/2015/9/8/chartex" xmlns:cx2="http://schemas.microsoft.com/office/drawing/2015/10/21/chartex" xmlns:cx3="http://schemas.microsoft.com/office/drawing/2016/5/9/chartex" xmlns:cx4="http://schemas.microsoft.com/office/drawing/2016/5/10/chartex" xmlns:cx5="http://schemas.microsoft.com/office/drawing/2016/5/11/chartex" xmlns:cx6="http://schemas.microsoft.com/office/drawing/2016/5/12/chartex" xmlns:cx7="http://schemas.microsoft.com/office/drawing/2016/5/13/chartex" xmlns:cx8="http://schemas.microsoft.com/office/drawing/2016/5/14/chartex" xmlns:mc="http://schemas.openxmlformats.org/markup-compatibility/2006" xmlns:aink="http://schemas.microsoft.com/office/drawing/2016/ink" xmlns:am3d="http://schemas.microsoft.com/office/drawing/2017/model3d" xmlns:o="urn:schemas-microsoft-com:office:office" xmlns:r="http://schemas.openxmlformats.org/officeDocument/2006/relationships" xmlns:m="http://schemas.openxmlformats.org/officeDocument/2006/math" xmlns:v="urn:schemas-microsoft-com:vml" xmlns:wp14="http://schemas.microsoft.com/office/word/2010/wordprocessingDrawing" xmlns:wp="http://schemas.openxmlformats.org/drawingml/2006/wordprocessingDrawing" xmlns:w10="urn:schemas-microsoft-com:office:word" xmlns:w="http://schemas.openxmlformats.org/wordprocessingml/2006/main" xmlns:w14="http://schemas.microsoft.com/office/word/2010/wordml" xmlns:w15="http://schemas.microsoft.com/office/word/2012/wordml" xmlns:w16cid="http://schemas.microsoft.com/office/word/2016/wordml/cid" xmlns:w16se="http://schemas.microsoft.com/office/word/2015/wordml/symex" xmlns:wpg="http://schemas.microsoft.com/office/word/2010/wordprocessingGroup" xmlns:wpi="http://schemas.microsoft.com/office/word/2010/wordprocessingInk" xmlns:wne="http://schemas.microsoft.com/office/word/2006/wordml" xmlns:wps="http://schemas.microsoft.com/office/word/2010/wordprocessingShape" mc:Ignorable="w14 w15 w16se w16cid wp14">
   <w:endnote w:type="separator" w:id="-1">
     <w:p>
       <w:pPr>
@@ -1025,7 +2322,7 @@
 </file>
 
 <file path=word/footnotes.xml><?xml version="1.0" encoding="utf-8"?>
-<w:footnotes xmlns:wpc="http://schemas.microsoft.com/office/word/2010/wordprocessingCanvas" xmlns:cx="http://schemas.microsoft.com/office/drawing/2014/chartex" xmlns:mc="http://schemas.openxmlformats.org/markup-compatibility/2006" xmlns:o="urn:schemas-microsoft-com:office:office" xmlns:r="http://schemas.openxmlformats.org/officeDocument/2006/relationships" xmlns:m="http://schemas.openxmlformats.org/officeDocument/2006/math" xmlns:v="urn:schemas-microsoft-com:vml" xmlns:wp14="http://schemas.microsoft.com/office/word/2010/wordprocessingDrawing" xmlns:wp="http://schemas.openxmlformats.org/drawingml/2006/wordprocessingDrawing" xmlns:w10="urn:schemas-microsoft-com:office:word" xmlns:w="http://schemas.openxmlformats.org/wordprocessingml/2006/main" xmlns:w14="http://schemas.microsoft.com/office/word/2010/wordml" xmlns:w15="http://schemas.microsoft.com/office/word/2012/wordml" xmlns:w16se="http://schemas.microsoft.com/office/word/2015/wordml/symex" xmlns:wpg="http://schemas.microsoft.com/office/word/2010/wordprocessingGroup" xmlns:wpi="http://schemas.microsoft.com/office/word/2010/wordprocessingInk" xmlns:wne="http://schemas.microsoft.com/office/word/2006/wordml" xmlns:wps="http://schemas.microsoft.com/office/word/2010/wordprocessingShape" mc:Ignorable="w14 w15 w16se wp14">
+<w:footnotes xmlns:wpc="http://schemas.microsoft.com/office/word/2010/wordprocessingCanvas" xmlns:cx="http://schemas.microsoft.com/office/drawing/2014/chartex" xmlns:cx1="http://schemas.microsoft.com/office/drawing/2015/9/8/chartex" xmlns:cx2="http://schemas.microsoft.com/office/drawing/2015/10/21/chartex" xmlns:cx3="http://schemas.microsoft.com/office/drawing/2016/5/9/chartex" xmlns:cx4="http://schemas.microsoft.com/office/drawing/2016/5/10/chartex" xmlns:cx5="http://schemas.microsoft.com/office/drawing/2016/5/11/chartex" xmlns:cx6="http://schemas.microsoft.com/office/drawing/2016/5/12/chartex" xmlns:cx7="http://schemas.microsoft.com/office/drawing/2016/5/13/chartex" xmlns:cx8="http://schemas.microsoft.com/office/drawing/2016/5/14/chartex" xmlns:mc="http://schemas.openxmlformats.org/markup-compatibility/2006" xmlns:aink="http://schemas.microsoft.com/office/drawing/2016/ink" xmlns:am3d="http://schemas.microsoft.com/office/drawing/2017/model3d" xmlns:o="urn:schemas-microsoft-com:office:office" xmlns:r="http://schemas.openxmlformats.org/officeDocument/2006/relationships" xmlns:m="http://schemas.openxmlformats.org/officeDocument/2006/math" xmlns:v="urn:schemas-microsoft-com:vml" xmlns:wp14="http://schemas.microsoft.com/office/word/2010/wordprocessingDrawing" xmlns:wp="http://schemas.openxmlformats.org/drawingml/2006/wordprocessingDrawing" xmlns:w10="urn:schemas-microsoft-com:office:word" xmlns:w="http://schemas.openxmlformats.org/wordprocessingml/2006/main" xmlns:w14="http://schemas.microsoft.com/office/word/2010/wordml" xmlns:w15="http://schemas.microsoft.com/office/word/2012/wordml" xmlns:w16cid="http://schemas.microsoft.com/office/word/2016/wordml/cid" xmlns:w16se="http://schemas.microsoft.com/office/word/2015/wordml/symex" xmlns:wpg="http://schemas.microsoft.com/office/word/2010/wordprocessingGroup" xmlns:wpi="http://schemas.microsoft.com/office/word/2010/wordprocessingInk" xmlns:wne="http://schemas.microsoft.com/office/word/2006/wordml" xmlns:wps="http://schemas.microsoft.com/office/word/2010/wordprocessingShape" mc:Ignorable="w14 w15 w16se w16cid wp14">
   <w:footnote w:type="separator" w:id="-1">
     <w:p>
       <w:pPr>
@@ -1050,7 +2347,7 @@
 </file>
 
 <file path=word/numbering.xml><?xml version="1.0" encoding="utf-8"?>
-<w:numbering xmlns:wpc="http://schemas.microsoft.com/office/word/2010/wordprocessingCanvas" xmlns:cx="http://schemas.microsoft.com/office/drawing/2014/chartex" xmlns:mc="http://schemas.openxmlformats.org/markup-compatibility/2006" xmlns:o="urn:schemas-microsoft-com:office:office" xmlns:r="http://schemas.openxmlformats.org/officeDocument/2006/relationships" xmlns:m="http://schemas.openxmlformats.org/officeDocument/2006/math" xmlns:v="urn:schemas-microsoft-com:vml" xmlns:wp14="http://schemas.microsoft.com/office/word/2010/wordprocessingDrawing" xmlns:wp="http://schemas.openxmlformats.org/drawingml/2006/wordprocessingDrawing" xmlns:w10="urn:schemas-microsoft-com:office:word" xmlns:w="http://schemas.openxmlformats.org/wordprocessingml/2006/main" xmlns:w14="http://schemas.microsoft.com/office/word/2010/wordml" xmlns:w15="http://schemas.microsoft.com/office/word/2012/wordml" xmlns:w16se="http://schemas.microsoft.com/office/word/2015/wordml/symex" xmlns:wpg="http://schemas.microsoft.com/office/word/2010/wordprocessingGroup" xmlns:wpi="http://schemas.microsoft.com/office/word/2010/wordprocessingInk" xmlns:wne="http://schemas.microsoft.com/office/word/2006/wordml" xmlns:wps="http://schemas.microsoft.com/office/word/2010/wordprocessingShape" mc:Ignorable="w14 w15 w16se wp14">
+<w:numbering xmlns:wpc="http://schemas.microsoft.com/office/word/2010/wordprocessingCanvas" xmlns:cx="http://schemas.microsoft.com/office/drawing/2014/chartex" xmlns:cx1="http://schemas.microsoft.com/office/drawing/2015/9/8/chartex" xmlns:cx2="http://schemas.microsoft.com/office/drawing/2015/10/21/chartex" xmlns:cx3="http://schemas.microsoft.com/office/drawing/2016/5/9/chartex" xmlns:cx4="http://schemas.microsoft.com/office/drawing/2016/5/10/chartex" xmlns:cx5="http://schemas.microsoft.com/office/drawing/2016/5/11/chartex" xmlns:cx6="http://schemas.microsoft.com/office/drawing/2016/5/12/chartex" xmlns:cx7="http://schemas.microsoft.com/office/drawing/2016/5/13/chartex" xmlns:cx8="http://schemas.microsoft.com/office/drawing/2016/5/14/chartex" xmlns:mc="http://schemas.openxmlformats.org/markup-compatibility/2006" xmlns:aink="http://schemas.microsoft.com/office/drawing/2016/ink" xmlns:am3d="http://schemas.microsoft.com/office/drawing/2017/model3d" xmlns:o="urn:schemas-microsoft-com:office:office" xmlns:r="http://schemas.openxmlformats.org/officeDocument/2006/relationships" xmlns:m="http://schemas.openxmlformats.org/officeDocument/2006/math" xmlns:v="urn:schemas-microsoft-com:vml" xmlns:wp14="http://schemas.microsoft.com/office/word/2010/wordprocessingDrawing" xmlns:wp="http://schemas.openxmlformats.org/drawingml/2006/wordprocessingDrawing" xmlns:w10="urn:schemas-microsoft-com:office:word" xmlns:w="http://schemas.openxmlformats.org/wordprocessingml/2006/main" xmlns:w14="http://schemas.microsoft.com/office/word/2010/wordml" xmlns:w15="http://schemas.microsoft.com/office/word/2012/wordml" xmlns:w16cid="http://schemas.microsoft.com/office/word/2016/wordml/cid" xmlns:w16se="http://schemas.microsoft.com/office/word/2015/wordml/symex" xmlns:wpg="http://schemas.microsoft.com/office/word/2010/wordprocessingGroup" xmlns:wpi="http://schemas.microsoft.com/office/word/2010/wordprocessingInk" xmlns:wne="http://schemas.microsoft.com/office/word/2006/wordml" xmlns:wps="http://schemas.microsoft.com/office/word/2010/wordprocessingShape" mc:Ignorable="w14 w15 w16se w16cid wp14">
   <w:abstractNum w:abstractNumId="0" w15:restartNumberingAfterBreak="0">
     <w:nsid w:val="67370654"/>
     <w:multiLevelType w:val="hybridMultilevel"/>
@@ -1163,14 +2460,129 @@
       </w:rPr>
     </w:lvl>
   </w:abstractNum>
+  <w:abstractNum w:abstractNumId="1" w15:restartNumberingAfterBreak="0">
+    <w:nsid w:val="74BF1C1C"/>
+    <w:multiLevelType w:val="hybridMultilevel"/>
+    <w:tmpl w:val="D41CEC20"/>
+    <w:lvl w:ilvl="0" w:tplc="A4549A6E">
+      <w:numFmt w:val="bullet"/>
+      <w:lvlText w:val=""/>
+      <w:lvlJc w:val="left"/>
+      <w:pPr>
+        <w:ind w:left="760" w:hanging="360"/>
+      </w:pPr>
+      <w:rPr>
+        <w:rFonts w:ascii="Wingdings" w:eastAsiaTheme="minorEastAsia" w:hAnsi="Wingdings" w:cs="Lucida Console" w:hint="default"/>
+      </w:rPr>
+    </w:lvl>
+    <w:lvl w:ilvl="1" w:tplc="04090003" w:tentative="1">
+      <w:start w:val="1"/>
+      <w:numFmt w:val="bullet"/>
+      <w:lvlText w:val=""/>
+      <w:lvlJc w:val="left"/>
+      <w:pPr>
+        <w:ind w:left="1200" w:hanging="400"/>
+      </w:pPr>
+      <w:rPr>
+        <w:rFonts w:ascii="Wingdings" w:hAnsi="Wingdings" w:hint="default"/>
+      </w:rPr>
+    </w:lvl>
+    <w:lvl w:ilvl="2" w:tplc="04090005" w:tentative="1">
+      <w:start w:val="1"/>
+      <w:numFmt w:val="bullet"/>
+      <w:lvlText w:val=""/>
+      <w:lvlJc w:val="left"/>
+      <w:pPr>
+        <w:ind w:left="1600" w:hanging="400"/>
+      </w:pPr>
+      <w:rPr>
+        <w:rFonts w:ascii="Wingdings" w:hAnsi="Wingdings" w:hint="default"/>
+      </w:rPr>
+    </w:lvl>
+    <w:lvl w:ilvl="3" w:tplc="04090001" w:tentative="1">
+      <w:start w:val="1"/>
+      <w:numFmt w:val="bullet"/>
+      <w:lvlText w:val=""/>
+      <w:lvlJc w:val="left"/>
+      <w:pPr>
+        <w:ind w:left="2000" w:hanging="400"/>
+      </w:pPr>
+      <w:rPr>
+        <w:rFonts w:ascii="Wingdings" w:hAnsi="Wingdings" w:hint="default"/>
+      </w:rPr>
+    </w:lvl>
+    <w:lvl w:ilvl="4" w:tplc="04090003" w:tentative="1">
+      <w:start w:val="1"/>
+      <w:numFmt w:val="bullet"/>
+      <w:lvlText w:val=""/>
+      <w:lvlJc w:val="left"/>
+      <w:pPr>
+        <w:ind w:left="2400" w:hanging="400"/>
+      </w:pPr>
+      <w:rPr>
+        <w:rFonts w:ascii="Wingdings" w:hAnsi="Wingdings" w:hint="default"/>
+      </w:rPr>
+    </w:lvl>
+    <w:lvl w:ilvl="5" w:tplc="04090005" w:tentative="1">
+      <w:start w:val="1"/>
+      <w:numFmt w:val="bullet"/>
+      <w:lvlText w:val=""/>
+      <w:lvlJc w:val="left"/>
+      <w:pPr>
+        <w:ind w:left="2800" w:hanging="400"/>
+      </w:pPr>
+      <w:rPr>
+        <w:rFonts w:ascii="Wingdings" w:hAnsi="Wingdings" w:hint="default"/>
+      </w:rPr>
+    </w:lvl>
+    <w:lvl w:ilvl="6" w:tplc="04090001" w:tentative="1">
+      <w:start w:val="1"/>
+      <w:numFmt w:val="bullet"/>
+      <w:lvlText w:val=""/>
+      <w:lvlJc w:val="left"/>
+      <w:pPr>
+        <w:ind w:left="3200" w:hanging="400"/>
+      </w:pPr>
+      <w:rPr>
+        <w:rFonts w:ascii="Wingdings" w:hAnsi="Wingdings" w:hint="default"/>
+      </w:rPr>
+    </w:lvl>
+    <w:lvl w:ilvl="7" w:tplc="04090003" w:tentative="1">
+      <w:start w:val="1"/>
+      <w:numFmt w:val="bullet"/>
+      <w:lvlText w:val=""/>
+      <w:lvlJc w:val="left"/>
+      <w:pPr>
+        <w:ind w:left="3600" w:hanging="400"/>
+      </w:pPr>
+      <w:rPr>
+        <w:rFonts w:ascii="Wingdings" w:hAnsi="Wingdings" w:hint="default"/>
+      </w:rPr>
+    </w:lvl>
+    <w:lvl w:ilvl="8" w:tplc="04090005" w:tentative="1">
+      <w:start w:val="1"/>
+      <w:numFmt w:val="bullet"/>
+      <w:lvlText w:val=""/>
+      <w:lvlJc w:val="left"/>
+      <w:pPr>
+        <w:ind w:left="4000" w:hanging="400"/>
+      </w:pPr>
+      <w:rPr>
+        <w:rFonts w:ascii="Wingdings" w:hAnsi="Wingdings" w:hint="default"/>
+      </w:rPr>
+    </w:lvl>
+  </w:abstractNum>
   <w:num w:numId="1">
     <w:abstractNumId w:val="0"/>
+  </w:num>
+  <w:num w:numId="2">
+    <w:abstractNumId w:val="1"/>
   </w:num>
 </w:numbering>
 </file>
 
 <file path=word/styles.xml><?xml version="1.0" encoding="utf-8"?>
-<w:styles xmlns:mc="http://schemas.openxmlformats.org/markup-compatibility/2006" xmlns:r="http://schemas.openxmlformats.org/officeDocument/2006/relationships" xmlns:w="http://schemas.openxmlformats.org/wordprocessingml/2006/main" xmlns:w14="http://schemas.microsoft.com/office/word/2010/wordml" xmlns:w15="http://schemas.microsoft.com/office/word/2012/wordml" xmlns:w16se="http://schemas.microsoft.com/office/word/2015/wordml/symex" mc:Ignorable="w14 w15 w16se">
+<w:styles xmlns:mc="http://schemas.openxmlformats.org/markup-compatibility/2006" xmlns:r="http://schemas.openxmlformats.org/officeDocument/2006/relationships" xmlns:w="http://schemas.openxmlformats.org/wordprocessingml/2006/main" xmlns:w14="http://schemas.microsoft.com/office/word/2010/wordml" xmlns:w15="http://schemas.microsoft.com/office/word/2012/wordml" xmlns:w16cid="http://schemas.microsoft.com/office/word/2016/wordml/cid" xmlns:w16se="http://schemas.microsoft.com/office/word/2015/wordml/symex" mc:Ignorable="w14 w15 w16se w16cid">
   <w:docDefaults>
     <w:rPrDefault>
       <w:rPr>
@@ -1187,7 +2599,7 @@
       </w:pPr>
     </w:pPrDefault>
   </w:docDefaults>
-  <w:latentStyles w:defLockedState="0" w:defUIPriority="99" w:defSemiHidden="0" w:defUnhideWhenUsed="0" w:defQFormat="0" w:count="371">
+  <w:latentStyles w:defLockedState="0" w:defUIPriority="99" w:defSemiHidden="0" w:defUnhideWhenUsed="0" w:defQFormat="0" w:count="375">
     <w:lsdException w:name="Normal" w:uiPriority="0" w:qFormat="1"/>
     <w:lsdException w:name="heading 1" w:uiPriority="9" w:qFormat="1"/>
     <w:lsdException w:name="heading 2" w:semiHidden="1" w:uiPriority="9" w:unhideWhenUsed="1" w:qFormat="1"/>
@@ -1559,6 +2971,10 @@
     <w:lsdException w:name="List Table 5 Dark Accent 6" w:uiPriority="50"/>
     <w:lsdException w:name="List Table 6 Colorful Accent 6" w:uiPriority="51"/>
     <w:lsdException w:name="List Table 7 Colorful Accent 6" w:uiPriority="52"/>
+    <w:lsdException w:name="Mention" w:semiHidden="1" w:unhideWhenUsed="1"/>
+    <w:lsdException w:name="Smart Hyperlink" w:semiHidden="1" w:unhideWhenUsed="1"/>
+    <w:lsdException w:name="Hashtag" w:semiHidden="1" w:unhideWhenUsed="1"/>
+    <w:lsdException w:name="Unresolved Mention" w:semiHidden="1" w:unhideWhenUsed="1"/>
   </w:latentStyles>
   <w:style w:type="paragraph" w:default="1" w:styleId="a">
     <w:name w:val="Normal"/>
@@ -1704,6 +3120,42 @@
       <w:sz w:val="32"/>
       <w:szCs w:val="32"/>
     </w:rPr>
+  </w:style>
+  <w:style w:type="character" w:styleId="a8">
+    <w:name w:val="Hyperlink"/>
+    <w:basedOn w:val="a0"/>
+    <w:uiPriority w:val="99"/>
+    <w:unhideWhenUsed/>
+    <w:rsid w:val="00EE057D"/>
+    <w:rPr>
+      <w:color w:val="0563C1" w:themeColor="hyperlink"/>
+      <w:u w:val="single"/>
+    </w:rPr>
+  </w:style>
+  <w:style w:type="character" w:styleId="a9">
+    <w:name w:val="Unresolved Mention"/>
+    <w:basedOn w:val="a0"/>
+    <w:uiPriority w:val="99"/>
+    <w:semiHidden/>
+    <w:unhideWhenUsed/>
+    <w:rsid w:val="00EE057D"/>
+    <w:rPr>
+      <w:color w:val="605E5C"/>
+      <w:shd w:val="clear" w:color="auto" w:fill="E1DFDD"/>
+    </w:rPr>
+  </w:style>
+  <w:style w:type="paragraph" w:styleId="aa">
+    <w:name w:val="No Spacing"/>
+    <w:uiPriority w:val="1"/>
+    <w:qFormat/>
+    <w:rsid w:val="000D2568"/>
+    <w:pPr>
+      <w:widowControl w:val="0"/>
+      <w:wordWrap w:val="0"/>
+      <w:autoSpaceDE w:val="0"/>
+      <w:autoSpaceDN w:val="0"/>
+      <w:spacing w:after="0" w:line="240" w:lineRule="auto"/>
+    </w:pPr>
   </w:style>
 </w:styles>
 </file>
